--- a/ky/wisdom-stories/from-the-memoirs-of-a-lady-from-istanbul.docx
+++ b/ky/wisdom-stories/from-the-memoirs-of-a-lady-from-istanbul.docx
@@ -315,7 +315,7 @@
           <w:sz w:val="22"/>
           <w:lang w:val="ky-KG"/>
         </w:rPr>
-        <w:t xml:space="preserve">Сабак: </w:t>
+        <w:t>Сабак: Көргөнүңө карап шашылыш өкүм чыгарба. Ар бир иштин артында билбеген чындыгың болушу мүмкүн. Эркиндигибизди өзүн арнаган адамдардын эмгегине жана курмандыгына милдеттүүбүз.</w:t>
       </w:r>
       <w:r>
         <w:rPr>
@@ -324,7 +324,6 @@
           <w:sz w:val="22"/>
           <w:lang w:val="ky-KG"/>
         </w:rPr>
-        <w:t>Иштин чоо-жайын билбей туруп адамды айыптаба. Көзгө көрүнгөндүн артында айтылбаган чындык, эл үчүн жасалган кызмат болушу мүмкүн.</w:t>
       </w:r>
     </w:p>
     <w:p>
@@ -344,7 +343,7 @@
           <w:sz w:val="18"/>
           <w:lang w:val="ky-KG"/>
         </w:rPr>
-        <w:t>Окуя ачык интернет булактарынан алынды.</w:t>
+        <w:t>Аңгемелер ачык интернет булактарынан алынган, иллюстрациялар болсо ЖИ менен түзүлгөн.</w:t>
       </w:r>
     </w:p>
     <w:sectPr>
